--- a/Clase4/Guia_Git_Pokemon.docx
+++ b/Clase4/Guia_Git_Pokemon.docx
@@ -1,6 +1,6 @@
 
 <file path=word/document.xml><?xml version="1.0" encoding="utf-8"?>
-<w:document xmlns:wpc="http://schemas.microsoft.com/office/word/2010/wordprocessingCanvas" xmlns:cx="http://schemas.microsoft.com/office/drawing/2014/chartex" xmlns:cx1="http://schemas.microsoft.com/office/drawing/2015/9/8/chartex" xmlns:cx2="http://schemas.microsoft.com/office/drawing/2015/10/21/chartex" xmlns:cx3="http://schemas.microsoft.com/office/drawing/2016/5/9/chartex" xmlns:cx4="http://schemas.microsoft.com/office/drawing/2016/5/10/chartex" xmlns:cx5="http://schemas.microsoft.com/office/drawing/2016/5/11/chartex" xmlns:cx6="http://schemas.microsoft.com/office/drawing/2016/5/12/chartex" xmlns:cx7="http://schemas.microsoft.com/office/drawing/2016/5/13/chartex" xmlns:cx8="http://schemas.microsoft.com/office/drawing/2016/5/14/chartex" xmlns:mc="http://schemas.openxmlformats.org/markup-compatibility/2006" xmlns:aink="http://schemas.microsoft.com/office/drawing/2016/ink" xmlns:am3d="http://schemas.microsoft.com/office/drawing/2017/model3d" xmlns:o="urn:schemas-microsoft-com:office:office" xmlns:oel="http://schemas.microsoft.com/office/2019/extlst" xmlns:r="http://schemas.openxmlformats.org/officeDocument/2006/relationships" xmlns:m="http://schemas.openxmlformats.org/officeDocument/2006/math" xmlns:v="urn:schemas-microsoft-com:vml" xmlns:wp14="http://schemas.microsoft.com/office/word/2010/wordprocessingDrawing" xmlns:wp="http://schemas.openxmlformats.org/drawingml/2006/wordprocessingDrawing" xmlns:w10="urn:schemas-microsoft-com:office:word" xmlns:w="http://schemas.openxmlformats.org/wordprocessingml/2006/main" xmlns:w14="http://schemas.microsoft.com/office/word/2010/wordml" xmlns:w15="http://schemas.microsoft.com/office/word/2012/wordml" xmlns:w16cex="http://schemas.microsoft.com/office/word/2018/wordml/cex" xmlns:w16cid="http://schemas.microsoft.com/office/word/2016/wordml/cid" xmlns:w16="http://schemas.microsoft.com/office/word/2018/wordml" xmlns:w16du="http://schemas.microsoft.com/office/word/2023/wordml/word16du" xmlns:w16sdtdh="http://schemas.microsoft.com/office/word/2020/wordml/sdtdatahash" xmlns:w16sdtfl="http://schemas.microsoft.com/office/word/2024/wordml/sdtformatlock" xmlns:w16se="http://schemas.microsoft.com/office/word/2015/wordml/symex" xmlns:wpg="http://schemas.microsoft.com/office/word/2010/wordprocessingGroup" xmlns:wpi="http://schemas.microsoft.com/office/word/2010/wordprocessingInk" xmlns:wne="http://schemas.microsoft.com/office/word/2006/wordml" xmlns:wps="http://schemas.microsoft.com/office/word/2010/wordprocessingShape" mc:Ignorable="w14 w15 w16se w16cid w16 w16cex w16sdtdh w16sdtfl w16du wp14">
+<w:document xmlns:wpc="http://schemas.microsoft.com/office/word/2010/wordprocessingCanvas" xmlns:cx="http://schemas.microsoft.com/office/drawing/2014/chartex" xmlns:cx1="http://schemas.microsoft.com/office/drawing/2015/9/8/chartex" xmlns:cx2="http://schemas.microsoft.com/office/drawing/2015/10/21/chartex" xmlns:cx3="http://schemas.microsoft.com/office/drawing/2016/5/9/chartex" xmlns:cx4="http://schemas.microsoft.com/office/drawing/2016/5/10/chartex" xmlns:cx5="http://schemas.microsoft.com/office/drawing/2016/5/11/chartex" xmlns:cx6="http://schemas.microsoft.com/office/drawing/2016/5/12/chartex" xmlns:cx7="http://schemas.microsoft.com/office/drawing/2016/5/13/chartex" xmlns:cx8="http://schemas.microsoft.com/office/drawing/2016/5/14/chartex" xmlns:mc="http://schemas.openxmlformats.org/markup-compatibility/2006" xmlns:aink="http://schemas.microsoft.com/office/drawing/2016/ink" xmlns:am3d="http://schemas.microsoft.com/office/drawing/2017/model3d" xmlns:o="urn:schemas-microsoft-com:office:office" xmlns:r="http://schemas.openxmlformats.org/officeDocument/2006/relationships" xmlns:m="http://schemas.openxmlformats.org/officeDocument/2006/math" xmlns:v="urn:schemas-microsoft-com:vml" xmlns:wp14="http://schemas.microsoft.com/office/word/2010/wordprocessingDrawing" xmlns:wp="http://schemas.openxmlformats.org/drawingml/2006/wordprocessingDrawing" xmlns:w10="urn:schemas-microsoft-com:office:word" xmlns:w="http://schemas.openxmlformats.org/wordprocessingml/2006/main" xmlns:w14="http://schemas.microsoft.com/office/word/2010/wordml" xmlns:w15="http://schemas.microsoft.com/office/word/2012/wordml" xmlns:w16cid="http://schemas.microsoft.com/office/word/2016/wordml/cid" xmlns:w16se="http://schemas.microsoft.com/office/word/2015/wordml/symex" xmlns:wpg="http://schemas.microsoft.com/office/word/2010/wordprocessingGroup" xmlns:wpi="http://schemas.microsoft.com/office/word/2010/wordprocessingInk" xmlns:wne="http://schemas.microsoft.com/office/word/2006/wordml" xmlns:wps="http://schemas.microsoft.com/office/word/2010/wordprocessingShape" mc:Ignorable="w14 w15 w16se w16cid wp14">
   <w:body>
     <w:p>
       <w:pPr>
@@ -220,7 +220,25 @@
           <w:color w:val="000000" w:themeColor="text1"/>
           <w:lang w:val="es-CO"/>
         </w:rPr>
-        <w:t xml:space="preserve"> mediante Pull </w:t>
+        <w:t xml:space="preserve"> mediante </w:t>
+      </w:r>
+      <w:proofErr w:type="spellStart"/>
+      <w:r>
+        <w:rPr>
+          <w:rFonts w:ascii="Aptos" w:hAnsi="Aptos"/>
+          <w:color w:val="000000" w:themeColor="text1"/>
+          <w:lang w:val="es-CO"/>
+        </w:rPr>
+        <w:t>Pull</w:t>
+      </w:r>
+      <w:proofErr w:type="spellEnd"/>
+      <w:r>
+        <w:rPr>
+          <w:rFonts w:ascii="Aptos" w:hAnsi="Aptos"/>
+          <w:color w:val="000000" w:themeColor="text1"/>
+          <w:lang w:val="es-CO"/>
+        </w:rPr>
+        <w:t xml:space="preserve"> </w:t>
       </w:r>
       <w:proofErr w:type="spellStart"/>
       <w:r>
@@ -335,7 +353,15 @@
           <w:color w:val="000000" w:themeColor="text1"/>
           <w:lang w:val="es-CO"/>
         </w:rPr>
-        <w:t>Estudiante 3: Manejo y procesamiento de datos.</w:t>
+        <w:t>Estu</w:t>
+      </w:r>
+      <w:r>
+        <w:rPr>
+          <w:rFonts w:ascii="Aptos" w:hAnsi="Aptos"/>
+          <w:color w:val="000000" w:themeColor="text1"/>
+          <w:lang w:val="es-CO"/>
+        </w:rPr>
+        <w:t>diante 3: Manejo y procesamiento de datos.</w:t>
       </w:r>
     </w:p>
     <w:p>
@@ -421,8 +447,17 @@
           <w:rFonts w:ascii="Aptos" w:hAnsi="Aptos"/>
           <w:color w:val="000000" w:themeColor="text1"/>
         </w:rPr>
-        <w:t xml:space="preserve"> del proyecto</w:t>
-      </w:r>
+        <w:t xml:space="preserve"> del </w:t>
+      </w:r>
+      <w:proofErr w:type="spellStart"/>
+      <w:r>
+        <w:rPr>
+          <w:rFonts w:ascii="Aptos" w:hAnsi="Aptos"/>
+          <w:color w:val="000000" w:themeColor="text1"/>
+        </w:rPr>
+        <w:t>proyecto</w:t>
+      </w:r>
+      <w:proofErr w:type="spellEnd"/>
     </w:p>
     <w:p>
       <w:pPr>
@@ -457,7 +492,15 @@
           <w:color w:val="000000" w:themeColor="text1"/>
           <w:lang w:val="es-CO"/>
         </w:rPr>
-        <w:t>Clonar el repositorio en su equipo.</w:t>
+        <w:t>Clonar el reposi</w:t>
+      </w:r>
+      <w:r>
+        <w:rPr>
+          <w:rFonts w:ascii="Aptos" w:hAnsi="Aptos"/>
+          <w:color w:val="000000" w:themeColor="text1"/>
+          <w:lang w:val="es-CO"/>
+        </w:rPr>
+        <w:t>torio en su equipo.</w:t>
       </w:r>
     </w:p>
     <w:p>
@@ -593,7 +636,15 @@
           <w:color w:val="000000" w:themeColor="text1"/>
           <w:lang w:val="es-CO"/>
         </w:rPr>
-        <w:t xml:space="preserve"> 2 – Consumo de la API Pokémon</w:t>
+        <w:t xml:space="preserve"> 2 – Cons</w:t>
+      </w:r>
+      <w:r>
+        <w:rPr>
+          <w:rFonts w:ascii="Aptos" w:hAnsi="Aptos"/>
+          <w:color w:val="000000" w:themeColor="text1"/>
+          <w:lang w:val="es-CO"/>
+        </w:rPr>
+        <w:t>umo de la API Pokémon</w:t>
       </w:r>
     </w:p>
     <w:p>
@@ -629,7 +680,23 @@
           <w:color w:val="000000" w:themeColor="text1"/>
           <w:lang w:val="es-CO"/>
         </w:rPr>
-        <w:t xml:space="preserve"> con un nombre descriptivo.</w:t>
+        <w:t xml:space="preserve"> con un</w:t>
+      </w:r>
+      <w:r>
+        <w:rPr>
+          <w:rFonts w:ascii="Aptos" w:hAnsi="Aptos"/>
+          <w:color w:val="000000" w:themeColor="text1"/>
+          <w:lang w:val="es-CO"/>
+        </w:rPr>
+        <w:t xml:space="preserve"> </w:t>
+      </w:r>
+      <w:r>
+        <w:rPr>
+          <w:rFonts w:ascii="Aptos" w:hAnsi="Aptos"/>
+          <w:color w:val="000000" w:themeColor="text1"/>
+          <w:lang w:val="es-CO"/>
+        </w:rPr>
+        <w:t>nombre descriptivo.</w:t>
       </w:r>
     </w:p>
     <w:p>
@@ -647,7 +714,41 @@
           <w:color w:val="000000" w:themeColor="text1"/>
           <w:lang w:val="es-CO"/>
         </w:rPr>
-        <w:t>Crear una función para conectarse a la API de Pokémon.</w:t>
+        <w:t xml:space="preserve">Crear una función para conectarse a la API </w:t>
+      </w:r>
+      <w:proofErr w:type="gramStart"/>
+      <w:r>
+        <w:rPr>
+          <w:rFonts w:ascii="Aptos" w:hAnsi="Aptos"/>
+          <w:color w:val="000000" w:themeColor="text1"/>
+          <w:lang w:val="es-CO"/>
+        </w:rPr>
+        <w:t>de</w:t>
+      </w:r>
+      <w:r>
+        <w:rPr>
+          <w:rFonts w:ascii="Aptos" w:hAnsi="Aptos"/>
+          <w:color w:val="000000" w:themeColor="text1"/>
+          <w:lang w:val="es-CO"/>
+        </w:rPr>
+        <w:t xml:space="preserve"> </w:t>
+      </w:r>
+      <w:r>
+        <w:rPr>
+          <w:rFonts w:ascii="Aptos" w:hAnsi="Aptos"/>
+          <w:color w:val="000000" w:themeColor="text1"/>
+          <w:lang w:val="es-CO"/>
+        </w:rPr>
+        <w:t xml:space="preserve"> Pokémon</w:t>
+      </w:r>
+      <w:proofErr w:type="gramEnd"/>
+      <w:r>
+        <w:rPr>
+          <w:rFonts w:ascii="Aptos" w:hAnsi="Aptos"/>
+          <w:color w:val="000000" w:themeColor="text1"/>
+          <w:lang w:val="es-CO"/>
+        </w:rPr>
+        <w:t>.</w:t>
       </w:r>
     </w:p>
     <w:p>
@@ -683,7 +784,15 @@
           <w:color w:val="000000" w:themeColor="text1"/>
           <w:lang w:val="es-CO"/>
         </w:rPr>
-        <w:t>Guardar la función en el archivo correspondiente del proyecto.</w:t>
+        <w:t>Guardar la función en el archivo correspondiente del pr</w:t>
+      </w:r>
+      <w:r>
+        <w:rPr>
+          <w:rFonts w:ascii="Aptos" w:hAnsi="Aptos"/>
+          <w:color w:val="000000" w:themeColor="text1"/>
+          <w:lang w:val="es-CO"/>
+        </w:rPr>
+        <w:t>oyecto.</w:t>
       </w:r>
     </w:p>
     <w:p>
@@ -755,7 +864,25 @@
           <w:color w:val="000000" w:themeColor="text1"/>
           <w:lang w:val="es-CO"/>
         </w:rPr>
-        <w:t xml:space="preserve">Crear un Pull </w:t>
+        <w:t xml:space="preserve">Crear un </w:t>
+      </w:r>
+      <w:proofErr w:type="spellStart"/>
+      <w:r>
+        <w:rPr>
+          <w:rFonts w:ascii="Aptos" w:hAnsi="Aptos"/>
+          <w:color w:val="000000" w:themeColor="text1"/>
+          <w:lang w:val="es-CO"/>
+        </w:rPr>
+        <w:t>Pull</w:t>
+      </w:r>
+      <w:proofErr w:type="spellEnd"/>
+      <w:r>
+        <w:rPr>
+          <w:rFonts w:ascii="Aptos" w:hAnsi="Aptos"/>
+          <w:color w:val="000000" w:themeColor="text1"/>
+          <w:lang w:val="es-CO"/>
+        </w:rPr>
+        <w:t xml:space="preserve"> </w:t>
       </w:r>
       <w:proofErr w:type="spellStart"/>
       <w:r>
@@ -855,7 +982,15 @@
           <w:color w:val="000000" w:themeColor="text1"/>
           <w:lang w:val="es-CO"/>
         </w:rPr>
-        <w:t xml:space="preserve"> 3 – Manejo y procesamiento de datos</w:t>
+        <w:t xml:space="preserve"> 3 – Mane</w:t>
+      </w:r>
+      <w:r>
+        <w:rPr>
+          <w:rFonts w:ascii="Aptos" w:hAnsi="Aptos"/>
+          <w:color w:val="000000" w:themeColor="text1"/>
+          <w:lang w:val="es-CO"/>
+        </w:rPr>
+        <w:t>jo y procesamiento de datos</w:t>
       </w:r>
     </w:p>
     <w:p>
@@ -909,7 +1044,15 @@
           <w:color w:val="000000" w:themeColor="text1"/>
           <w:lang w:val="es-CO"/>
         </w:rPr>
-        <w:t>Crear funciones o lógica que permitan obtener detalles adicionales de cada Pokémon (como nombre, imagen, etc.).</w:t>
+        <w:t>Crear funciones o lógica que permitan</w:t>
+      </w:r>
+      <w:r>
+        <w:rPr>
+          <w:rFonts w:ascii="Aptos" w:hAnsi="Aptos"/>
+          <w:color w:val="000000" w:themeColor="text1"/>
+          <w:lang w:val="es-CO"/>
+        </w:rPr>
+        <w:t xml:space="preserve"> obtener detalles adicionales de cada Pokémon (como nombre, imagen, etc.).</w:t>
       </w:r>
     </w:p>
     <w:p>
@@ -938,13 +1081,21 @@
           <w:color w:val="000000" w:themeColor="text1"/>
         </w:rPr>
       </w:pPr>
-      <w:r>
-        <w:rPr>
-          <w:rFonts w:ascii="Aptos" w:hAnsi="Aptos"/>
-          <w:color w:val="000000" w:themeColor="text1"/>
-        </w:rPr>
-        <w:lastRenderedPageBreak/>
-        <w:t xml:space="preserve">Hacer commit del </w:t>
+      <w:proofErr w:type="spellStart"/>
+      <w:r>
+        <w:rPr>
+          <w:rFonts w:ascii="Aptos" w:hAnsi="Aptos"/>
+          <w:color w:val="000000" w:themeColor="text1"/>
+        </w:rPr>
+        <w:t>Hacer</w:t>
+      </w:r>
+      <w:proofErr w:type="spellEnd"/>
+      <w:r>
+        <w:rPr>
+          <w:rFonts w:ascii="Aptos" w:hAnsi="Aptos"/>
+          <w:color w:val="000000" w:themeColor="text1"/>
+        </w:rPr>
+        <w:t xml:space="preserve"> commit del </w:t>
       </w:r>
       <w:proofErr w:type="spellStart"/>
       <w:r>
@@ -978,6 +1129,7 @@
           <w:color w:val="000000" w:themeColor="text1"/>
           <w:lang w:val="es-CO"/>
         </w:rPr>
+        <w:lastRenderedPageBreak/>
         <w:t>Subir la rama al remoto.</w:t>
       </w:r>
     </w:p>
@@ -1010,7 +1162,14 @@
           <w:rFonts w:ascii="Aptos" w:hAnsi="Aptos"/>
           <w:color w:val="000000" w:themeColor="text1"/>
         </w:rPr>
-        <w:t>Feature 4 – Diseño visual con Bootstrap</w:t>
+        <w:t>Feature 4 – Diseño visual con B</w:t>
+      </w:r>
+      <w:r>
+        <w:rPr>
+          <w:rFonts w:ascii="Aptos" w:hAnsi="Aptos"/>
+          <w:color w:val="000000" w:themeColor="text1"/>
+        </w:rPr>
+        <w:t>ootstrap</w:t>
       </w:r>
     </w:p>
     <w:p>
@@ -1136,7 +1295,15 @@
           <w:color w:val="000000" w:themeColor="text1"/>
           <w:lang w:val="es-CO"/>
         </w:rPr>
-        <w:t>Adaptar los estilos necesarios utilizando clases de Bootstrap (colores, espaciados, bordes).</w:t>
+        <w:t xml:space="preserve">Adaptar los estilos necesarios utilizando </w:t>
+      </w:r>
+      <w:r>
+        <w:rPr>
+          <w:rFonts w:ascii="Aptos" w:hAnsi="Aptos"/>
+          <w:color w:val="000000" w:themeColor="text1"/>
+          <w:lang w:val="es-CO"/>
+        </w:rPr>
+        <w:t>clases de Bootstrap (colores, espaciados, bordes).</w:t>
       </w:r>
     </w:p>
     <w:p>
@@ -1197,7 +1364,25 @@
           <w:color w:val="000000" w:themeColor="text1"/>
           <w:lang w:val="es-CO"/>
         </w:rPr>
-        <w:t xml:space="preserve">Subir la rama y abrir un Pull </w:t>
+        <w:t xml:space="preserve">Subir la rama y abrir un </w:t>
+      </w:r>
+      <w:proofErr w:type="spellStart"/>
+      <w:r>
+        <w:rPr>
+          <w:rFonts w:ascii="Aptos" w:hAnsi="Aptos"/>
+          <w:color w:val="000000" w:themeColor="text1"/>
+          <w:lang w:val="es-CO"/>
+        </w:rPr>
+        <w:t>Pull</w:t>
+      </w:r>
+      <w:proofErr w:type="spellEnd"/>
+      <w:r>
+        <w:rPr>
+          <w:rFonts w:ascii="Aptos" w:hAnsi="Aptos"/>
+          <w:color w:val="000000" w:themeColor="text1"/>
+          <w:lang w:val="es-CO"/>
+        </w:rPr>
+        <w:t xml:space="preserve"> </w:t>
       </w:r>
       <w:proofErr w:type="spellStart"/>
       <w:r>
@@ -1247,8 +1432,17 @@
           <w:rFonts w:ascii="Aptos" w:hAnsi="Aptos"/>
           <w:color w:val="000000" w:themeColor="text1"/>
         </w:rPr>
-        <w:t xml:space="preserve"> final del proyecto</w:t>
-      </w:r>
+        <w:t xml:space="preserve"> final del </w:t>
+      </w:r>
+      <w:proofErr w:type="spellStart"/>
+      <w:r>
+        <w:rPr>
+          <w:rFonts w:ascii="Aptos" w:hAnsi="Aptos"/>
+          <w:color w:val="000000" w:themeColor="text1"/>
+        </w:rPr>
+        <w:t>proyecto</w:t>
+      </w:r>
+      <w:proofErr w:type="spellEnd"/>
     </w:p>
     <w:p>
       <w:pPr>
@@ -1259,6 +1453,7 @@
           <w:lang w:val="es-CO"/>
         </w:rPr>
       </w:pPr>
+      <w:bookmarkStart w:id="0" w:name="_GoBack"/>
       <w:r>
         <w:rPr>
           <w:rFonts w:ascii="Aptos" w:hAnsi="Aptos"/>
@@ -1301,7 +1496,15 @@
           <w:color w:val="000000" w:themeColor="text1"/>
           <w:lang w:val="es-CO"/>
         </w:rPr>
-        <w:t>Integrar las funciones creadas por estudiantes 2 y 3 para traer y preparar los datos.</w:t>
+        <w:t>Int</w:t>
+      </w:r>
+      <w:r>
+        <w:rPr>
+          <w:rFonts w:ascii="Aptos" w:hAnsi="Aptos"/>
+          <w:color w:val="000000" w:themeColor="text1"/>
+          <w:lang w:val="es-CO"/>
+        </w:rPr>
+        <w:t>egrar las funciones creadas por estudiantes 2 y 3 para traer y preparar los datos.</w:t>
       </w:r>
     </w:p>
     <w:p>
@@ -1391,7 +1594,15 @@
           <w:color w:val="000000" w:themeColor="text1"/>
           <w:lang w:val="es-CO"/>
         </w:rPr>
-        <w:t>Realizar pruebas del funcionamiento completo.</w:t>
+        <w:t xml:space="preserve">Realizar pruebas </w:t>
+      </w:r>
+      <w:r>
+        <w:rPr>
+          <w:rFonts w:ascii="Aptos" w:hAnsi="Aptos"/>
+          <w:color w:val="000000" w:themeColor="text1"/>
+          <w:lang w:val="es-CO"/>
+        </w:rPr>
+        <w:t>del funcionamiento completo.</w:t>
       </w:r>
     </w:p>
     <w:p>
@@ -1407,23 +1618,7 @@
           <w:rFonts w:ascii="Aptos" w:hAnsi="Aptos"/>
           <w:color w:val="000000" w:themeColor="text1"/>
         </w:rPr>
-        <w:t xml:space="preserve">Hacer </w:t>
-      </w:r>
-      <w:proofErr w:type="gramStart"/>
-      <w:r>
-        <w:rPr>
-          <w:rFonts w:ascii="Aptos" w:hAnsi="Aptos"/>
-          <w:color w:val="000000" w:themeColor="text1"/>
-        </w:rPr>
-        <w:t>commit</w:t>
-      </w:r>
-      <w:proofErr w:type="gramEnd"/>
-      <w:r>
-        <w:rPr>
-          <w:rFonts w:ascii="Aptos" w:hAnsi="Aptos"/>
-          <w:color w:val="000000" w:themeColor="text1"/>
-        </w:rPr>
-        <w:t>.</w:t>
+        <w:t>Hacer commit.</w:t>
       </w:r>
     </w:p>
     <w:p>
@@ -1441,7 +1636,7 @@
           <w:color w:val="000000" w:themeColor="text1"/>
           <w:lang w:val="es-CO"/>
         </w:rPr>
-        <w:t xml:space="preserve">Subir la rama y hacer un Pull </w:t>
+        <w:t xml:space="preserve">Subir la rama y hacer un </w:t>
       </w:r>
       <w:proofErr w:type="spellStart"/>
       <w:r>
@@ -1450,6 +1645,24 @@
           <w:color w:val="000000" w:themeColor="text1"/>
           <w:lang w:val="es-CO"/>
         </w:rPr>
+        <w:t>Pull</w:t>
+      </w:r>
+      <w:proofErr w:type="spellEnd"/>
+      <w:r>
+        <w:rPr>
+          <w:rFonts w:ascii="Aptos" w:hAnsi="Aptos"/>
+          <w:color w:val="000000" w:themeColor="text1"/>
+          <w:lang w:val="es-CO"/>
+        </w:rPr>
+        <w:t xml:space="preserve"> </w:t>
+      </w:r>
+      <w:proofErr w:type="spellStart"/>
+      <w:r>
+        <w:rPr>
+          <w:rFonts w:ascii="Aptos" w:hAnsi="Aptos"/>
+          <w:color w:val="000000" w:themeColor="text1"/>
+          <w:lang w:val="es-CO"/>
+        </w:rPr>
         <w:t>Request</w:t>
       </w:r>
       <w:proofErr w:type="spellEnd"/>
@@ -1462,6 +1675,7 @@
         <w:t>.</w:t>
       </w:r>
     </w:p>
+    <w:bookmarkEnd w:id="0"/>
     <w:p>
       <w:pPr>
         <w:pStyle w:val="Ttulo2"/>
@@ -1520,7 +1734,25 @@
           <w:color w:val="000000" w:themeColor="text1"/>
           <w:lang w:val="es-CO"/>
         </w:rPr>
-        <w:t xml:space="preserve">Revisar cada Pull </w:t>
+        <w:t xml:space="preserve">Revisar cada </w:t>
+      </w:r>
+      <w:proofErr w:type="spellStart"/>
+      <w:r>
+        <w:rPr>
+          <w:rFonts w:ascii="Aptos" w:hAnsi="Aptos"/>
+          <w:color w:val="000000" w:themeColor="text1"/>
+          <w:lang w:val="es-CO"/>
+        </w:rPr>
+        <w:t>Pull</w:t>
+      </w:r>
+      <w:proofErr w:type="spellEnd"/>
+      <w:r>
+        <w:rPr>
+          <w:rFonts w:ascii="Aptos" w:hAnsi="Aptos"/>
+          <w:color w:val="000000" w:themeColor="text1"/>
+          <w:lang w:val="es-CO"/>
+        </w:rPr>
+        <w:t xml:space="preserve"> </w:t>
       </w:r>
       <w:proofErr w:type="spellStart"/>
       <w:r>
@@ -1583,7 +1815,15 @@
           <w:color w:val="000000" w:themeColor="text1"/>
           <w:lang w:val="es-CO"/>
         </w:rPr>
-        <w:t>feature</w:t>
+        <w:t>featu</w:t>
+      </w:r>
+      <w:r>
+        <w:rPr>
+          <w:rFonts w:ascii="Aptos" w:hAnsi="Aptos"/>
+          <w:color w:val="000000" w:themeColor="text1"/>
+          <w:lang w:val="es-CO"/>
+        </w:rPr>
+        <w:t>re</w:t>
       </w:r>
       <w:proofErr w:type="spellEnd"/>
       <w:r>
@@ -1696,7 +1936,7 @@
 </file>
 
 <file path=word/numbering.xml><?xml version="1.0" encoding="utf-8"?>
-<w:numbering xmlns:wpc="http://schemas.microsoft.com/office/word/2010/wordprocessingCanvas" xmlns:cx="http://schemas.microsoft.com/office/drawing/2014/chartex" xmlns:cx1="http://schemas.microsoft.com/office/drawing/2015/9/8/chartex" xmlns:cx2="http://schemas.microsoft.com/office/drawing/2015/10/21/chartex" xmlns:cx3="http://schemas.microsoft.com/office/drawing/2016/5/9/chartex" xmlns:cx4="http://schemas.microsoft.com/office/drawing/2016/5/10/chartex" xmlns:cx5="http://schemas.microsoft.com/office/drawing/2016/5/11/chartex" xmlns:cx6="http://schemas.microsoft.com/office/drawing/2016/5/12/chartex" xmlns:cx7="http://schemas.microsoft.com/office/drawing/2016/5/13/chartex" xmlns:cx8="http://schemas.microsoft.com/office/drawing/2016/5/14/chartex" xmlns:mc="http://schemas.openxmlformats.org/markup-compatibility/2006" xmlns:aink="http://schemas.microsoft.com/office/drawing/2016/ink" xmlns:am3d="http://schemas.microsoft.com/office/drawing/2017/model3d" xmlns:o="urn:schemas-microsoft-com:office:office" xmlns:oel="http://schemas.microsoft.com/office/2019/extlst" xmlns:r="http://schemas.openxmlformats.org/officeDocument/2006/relationships" xmlns:m="http://schemas.openxmlformats.org/officeDocument/2006/math" xmlns:v="urn:schemas-microsoft-com:vml" xmlns:wp14="http://schemas.microsoft.com/office/word/2010/wordprocessingDrawing" xmlns:wp="http://schemas.openxmlformats.org/drawingml/2006/wordprocessingDrawing" xmlns:w10="urn:schemas-microsoft-com:office:word" xmlns:w="http://schemas.openxmlformats.org/wordprocessingml/2006/main" xmlns:w14="http://schemas.microsoft.com/office/word/2010/wordml" xmlns:w15="http://schemas.microsoft.com/office/word/2012/wordml" xmlns:w16cex="http://schemas.microsoft.com/office/word/2018/wordml/cex" xmlns:w16cid="http://schemas.microsoft.com/office/word/2016/wordml/cid" xmlns:w16="http://schemas.microsoft.com/office/word/2018/wordml" xmlns:w16du="http://schemas.microsoft.com/office/word/2023/wordml/word16du" xmlns:w16sdtdh="http://schemas.microsoft.com/office/word/2020/wordml/sdtdatahash" xmlns:w16sdtfl="http://schemas.microsoft.com/office/word/2024/wordml/sdtformatlock" xmlns:w16se="http://schemas.microsoft.com/office/word/2015/wordml/symex" xmlns:wpg="http://schemas.microsoft.com/office/word/2010/wordprocessingGroup" xmlns:wpi="http://schemas.microsoft.com/office/word/2010/wordprocessingInk" xmlns:wne="http://schemas.microsoft.com/office/word/2006/wordml" xmlns:wps="http://schemas.microsoft.com/office/word/2010/wordprocessingShape" mc:Ignorable="w14 w15 w16se w16cid w16 w16cex w16sdtdh w16sdtfl w16du wp14">
+<w:numbering xmlns:wpc="http://schemas.microsoft.com/office/word/2010/wordprocessingCanvas" xmlns:cx="http://schemas.microsoft.com/office/drawing/2014/chartex" xmlns:cx1="http://schemas.microsoft.com/office/drawing/2015/9/8/chartex" xmlns:cx2="http://schemas.microsoft.com/office/drawing/2015/10/21/chartex" xmlns:cx3="http://schemas.microsoft.com/office/drawing/2016/5/9/chartex" xmlns:cx4="http://schemas.microsoft.com/office/drawing/2016/5/10/chartex" xmlns:cx5="http://schemas.microsoft.com/office/drawing/2016/5/11/chartex" xmlns:cx6="http://schemas.microsoft.com/office/drawing/2016/5/12/chartex" xmlns:cx7="http://schemas.microsoft.com/office/drawing/2016/5/13/chartex" xmlns:cx8="http://schemas.microsoft.com/office/drawing/2016/5/14/chartex" xmlns:mc="http://schemas.openxmlformats.org/markup-compatibility/2006" xmlns:aink="http://schemas.microsoft.com/office/drawing/2016/ink" xmlns:am3d="http://schemas.microsoft.com/office/drawing/2017/model3d" xmlns:o="urn:schemas-microsoft-com:office:office" xmlns:r="http://schemas.openxmlformats.org/officeDocument/2006/relationships" xmlns:m="http://schemas.openxmlformats.org/officeDocument/2006/math" xmlns:v="urn:schemas-microsoft-com:vml" xmlns:wp14="http://schemas.microsoft.com/office/word/2010/wordprocessingDrawing" xmlns:wp="http://schemas.openxmlformats.org/drawingml/2006/wordprocessingDrawing" xmlns:w10="urn:schemas-microsoft-com:office:word" xmlns:w="http://schemas.openxmlformats.org/wordprocessingml/2006/main" xmlns:w14="http://schemas.microsoft.com/office/word/2010/wordml" xmlns:w15="http://schemas.microsoft.com/office/word/2012/wordml" xmlns:w16cid="http://schemas.microsoft.com/office/word/2016/wordml/cid" xmlns:w16se="http://schemas.microsoft.com/office/word/2015/wordml/symex" xmlns:wpg="http://schemas.microsoft.com/office/word/2010/wordprocessingGroup" xmlns:wpi="http://schemas.microsoft.com/office/word/2010/wordprocessingInk" xmlns:wne="http://schemas.microsoft.com/office/word/2006/wordml" xmlns:wps="http://schemas.microsoft.com/office/word/2010/wordprocessingShape" mc:Ignorable="w14 w15 w16se w16cid wp14">
   <w:abstractNum w:abstractNumId="0" w15:restartNumberingAfterBreak="0">
     <w:nsid w:val="FFFFFF7C"/>
     <w:multiLevelType w:val="singleLevel"/>
@@ -1868,38 +2108,38 @@
       </w:rPr>
     </w:lvl>
   </w:abstractNum>
-  <w:num w:numId="1" w16cid:durableId="569929653">
+  <w:num w:numId="1">
     <w:abstractNumId w:val="8"/>
   </w:num>
-  <w:num w:numId="2" w16cid:durableId="1940596478">
+  <w:num w:numId="2">
     <w:abstractNumId w:val="6"/>
   </w:num>
-  <w:num w:numId="3" w16cid:durableId="1058355247">
+  <w:num w:numId="3">
     <w:abstractNumId w:val="5"/>
   </w:num>
-  <w:num w:numId="4" w16cid:durableId="944388642">
+  <w:num w:numId="4">
     <w:abstractNumId w:val="4"/>
   </w:num>
-  <w:num w:numId="5" w16cid:durableId="655956022">
+  <w:num w:numId="5">
     <w:abstractNumId w:val="7"/>
   </w:num>
-  <w:num w:numId="6" w16cid:durableId="637612491">
+  <w:num w:numId="6">
     <w:abstractNumId w:val="3"/>
   </w:num>
-  <w:num w:numId="7" w16cid:durableId="1702900252">
+  <w:num w:numId="7">
     <w:abstractNumId w:val="2"/>
   </w:num>
-  <w:num w:numId="8" w16cid:durableId="1760178730">
+  <w:num w:numId="8">
     <w:abstractNumId w:val="1"/>
   </w:num>
-  <w:num w:numId="9" w16cid:durableId="482812791">
+  <w:num w:numId="9">
     <w:abstractNumId w:val="0"/>
   </w:num>
 </w:numbering>
 </file>
 
 <file path=word/styles.xml><?xml version="1.0" encoding="utf-8"?>
-<w:styles xmlns:mc="http://schemas.openxmlformats.org/markup-compatibility/2006" xmlns:r="http://schemas.openxmlformats.org/officeDocument/2006/relationships" xmlns:w="http://schemas.openxmlformats.org/wordprocessingml/2006/main" xmlns:w14="http://schemas.microsoft.com/office/word/2010/wordml" xmlns:w15="http://schemas.microsoft.com/office/word/2012/wordml" xmlns:w16cex="http://schemas.microsoft.com/office/word/2018/wordml/cex" xmlns:w16cid="http://schemas.microsoft.com/office/word/2016/wordml/cid" xmlns:w16="http://schemas.microsoft.com/office/word/2018/wordml" xmlns:w16du="http://schemas.microsoft.com/office/word/2023/wordml/word16du" xmlns:w16sdtdh="http://schemas.microsoft.com/office/word/2020/wordml/sdtdatahash" xmlns:w16sdtfl="http://schemas.microsoft.com/office/word/2024/wordml/sdtformatlock" xmlns:w16se="http://schemas.microsoft.com/office/word/2015/wordml/symex" mc:Ignorable="w14 w15 w16se w16cid w16 w16cex w16sdtdh w16sdtfl w16du">
+<w:styles xmlns:mc="http://schemas.openxmlformats.org/markup-compatibility/2006" xmlns:r="http://schemas.openxmlformats.org/officeDocument/2006/relationships" xmlns:w="http://schemas.openxmlformats.org/wordprocessingml/2006/main" xmlns:w14="http://schemas.microsoft.com/office/word/2010/wordml" xmlns:w15="http://schemas.microsoft.com/office/word/2012/wordml" xmlns:w16cid="http://schemas.microsoft.com/office/word/2016/wordml/cid" xmlns:w16se="http://schemas.microsoft.com/office/word/2015/wordml/symex" mc:Ignorable="w14 w15 w16se w16cid">
   <w:docDefaults>
     <w:rPrDefault>
       <w:rPr>
@@ -1915,7 +2155,7 @@
       </w:pPr>
     </w:pPrDefault>
   </w:docDefaults>
-  <w:latentStyles w:defLockedState="0" w:defUIPriority="99" w:defSemiHidden="0" w:defUnhideWhenUsed="0" w:defQFormat="0" w:count="376">
+  <w:latentStyles w:defLockedState="0" w:defUIPriority="99" w:defSemiHidden="0" w:defUnhideWhenUsed="0" w:defQFormat="0" w:count="375">
     <w:lsdException w:name="Normal" w:uiPriority="0" w:qFormat="1"/>
     <w:lsdException w:name="heading 1" w:uiPriority="9" w:qFormat="1"/>
     <w:lsdException w:name="heading 2" w:semiHidden="1" w:uiPriority="9" w:unhideWhenUsed="1" w:qFormat="1"/>
@@ -2282,7 +2522,6 @@
     <w:lsdException w:name="Smart Hyperlink" w:semiHidden="1" w:unhideWhenUsed="1"/>
     <w:lsdException w:name="Hashtag" w:semiHidden="1" w:unhideWhenUsed="1"/>
     <w:lsdException w:name="Unresolved Mention" w:semiHidden="1" w:unhideWhenUsed="1"/>
-    <w:lsdException w:name="Smart Link" w:semiHidden="1" w:unhideWhenUsed="1"/>
   </w:latentStyles>
   <w:style w:type="paragraph" w:default="1" w:styleId="Normal">
     <w:name w:val="Normal"/>
@@ -3086,7 +3325,7 @@
       <w:szCs w:val="18"/>
     </w:rPr>
   </w:style>
-  <w:style w:type="character" w:styleId="Fuerte">
+  <w:style w:type="character" w:styleId="Textoennegrita">
     <w:name w:val="Strong"/>
     <w:basedOn w:val="Fuentedeprrafopredeter"/>
     <w:uiPriority w:val="22"/>
@@ -13606,7 +13845,7 @@
 </file>
 
 <file path=customXml/itemProps1.xml><?xml version="1.0" encoding="utf-8"?>
-<ds:datastoreItem xmlns:ds="http://schemas.openxmlformats.org/officeDocument/2006/customXml" ds:itemID="{EF278816-EC6F-A645-907D-7F25AECB1D4A}">
+<ds:datastoreItem xmlns:ds="http://schemas.openxmlformats.org/officeDocument/2006/customXml" ds:itemID="{CFA0A313-355E-438D-86C3-7C711369B0D0}">
   <ds:schemaRefs>
     <ds:schemaRef ds:uri="http://schemas.openxmlformats.org/officeDocument/2006/bibliography"/>
   </ds:schemaRefs>
